--- a/cv/Curriculo_Joao_Pedro_Full_Stack_PT.docx
+++ b/cv/Curriculo_Joao_Pedro_Full_Stack_PT.docx
@@ -83,7 +83,7 @@
         <w:t xml:space="preserve">Engenheiro de Software Full Stack com mais de </w:t>
       </w:r>
       <w:r>
-        <w:t>4</w:t>
+        <w:t>3</w:t>
       </w:r>
       <w:r>
         <w:t xml:space="preserve"> anos de experiência em tecnologia, especializado em aplicações web, mobile e backend com Java (Spring Boot), React, TypeScript, Node.js, Python e SQL. Experiência nos setores financeiro, público e de tecnologia, trabalhando com APIs REST, automação de processos, inteligência artificial e infraestrutura Cloud. Perfil adaptável, analítico e focado em resolver problemas e na melhoria contínua.</w:t>

--- a/cv/Curriculo_Joao_Pedro_Full_Stack_PT.docx
+++ b/cv/Curriculo_Joao_Pedro_Full_Stack_PT.docx
@@ -102,7 +102,7 @@
         <w:pStyle w:val="Role"/>
       </w:pPr>
       <w:r>
-        <w:t xml:space="preserve">Desenvolvedor Full Stack – Inovatec-JP</w:t>
+        <w:t xml:space="preserve">Engenheiro de Software Full Stack · Inovatec-JP</w:t>
       </w:r>
       <w:r>
         <w:rPr>
@@ -162,7 +162,7 @@
         <w:pStyle w:val="Role"/>
       </w:pPr>
       <w:r>
-        <w:t xml:space="preserve">Desenvolvedor Full Stack – Ouse Passar</w:t>
+        <w:t xml:space="preserve">Engenheiro de Software · Ouse Passar</w:t>
       </w:r>
       <w:r>
         <w:rPr>
@@ -225,7 +225,7 @@
         <w:pStyle w:val="Role"/>
       </w:pPr>
       <w:r>
-        <w:t xml:space="preserve">Estagiário de Desenvolvimento de Software – Sicredi </w:t>
+        <w:t xml:space="preserve">Estagiário de Desenvolvimento de Software · Sicredi </w:t>
       </w:r>
       <w:r>
         <w:t>Evolução</w:t>
@@ -295,7 +295,7 @@
         <w:pStyle w:val="Role"/>
       </w:pPr>
       <w:r>
-        <w:t xml:space="preserve">Técnico de Suporte de TI – Sicredi Evolução</w:t>
+        <w:t xml:space="preserve">Técnico de Suporte de TI · Sicredi Evolução</w:t>
       </w:r>
       <w:r>
         <w:rPr>
@@ -325,7 +325,7 @@
         <w:pStyle w:val="Role"/>
       </w:pPr>
       <w:r>
-        <w:t xml:space="preserve">Desenvolvedor de Software – Dev </w:t>
+        <w:t xml:space="preserve">Desenvolvedor de Software · Dev </w:t>
       </w:r>
       <w:r>
         <w:t xml:space="preserve">Dynamos </w:t>
@@ -373,7 +373,7 @@
         <w:pStyle w:val="Role"/>
       </w:pPr>
       <w:r>
-        <w:t xml:space="preserve">Shark Smokehouse – E-commerce + Lounge</w:t>
+        <w:t xml:space="preserve">Shark Smokehouse · E-commerce + Lounge</w:t>
       </w:r>
       <w:r>
         <w:rPr>
@@ -403,7 +403,7 @@
         <w:pStyle w:val="Role"/>
       </w:pPr>
       <w:r>
-        <w:t xml:space="preserve">Código da Vida – App iOS / Android / Web</w:t>
+        <w:t xml:space="preserve">Código da Vida · App iOS / Android / Web</w:t>
       </w:r>
       <w:r>
         <w:rPr>
@@ -433,7 +433,7 @@
         <w:pStyle w:val="Role"/>
       </w:pPr>
       <w:r>
-        <w:t xml:space="preserve">Ouse Passar – Plataforma educacional</w:t>
+        <w:t xml:space="preserve">Ouse Passar · Plataforma educacional</w:t>
       </w:r>
       <w:r>
         <w:rPr>
@@ -544,7 +544,7 @@
         <w:t xml:space="preserve">Mestrado Universitário em Gestão e Tecnologias de Processos de Negócio</w:t>
       </w:r>
       <w:r>
-        <w:t xml:space="preserve"> – Universidade de Granada | 2026–2027</w:t>
+        <w:t xml:space="preserve"> — Universidade de Granada | 2026–2027</w:t>
       </w:r>
     </w:p>
     <w:p>
@@ -556,7 +556,7 @@
         <w:t xml:space="preserve">Bacharelado em Ciência da Computação</w:t>
       </w:r>
       <w:r>
-        <w:t xml:space="preserve"> – Centro Universitário UNIPÊ, Brasil | 2025</w:t>
+        <w:t xml:space="preserve"> — Centro Universitário UNIPÊ, Brasil | 2025</w:t>
       </w:r>
     </w:p>
     <w:p>
@@ -569,7 +569,7 @@
     </w:p>
     <w:p>
       <w:r>
-        <w:t xml:space="preserve">1.Java Completo: Programação Orientada a Objetos e Projetos – Udemy  </w:t>
+        <w:t xml:space="preserve">1.Java Completo: Programação Orientada a Objetos e Projetos — Udemy  </w:t>
       </w:r>
     </w:p>
     <w:p>
